--- a/output/docx/fr/BUFR_TableD_fr_06.docx
+++ b/output/docx/fr/BUFR_TableD_fr_06.docx
@@ -11106,7 +11106,7 @@
                 <w:b w:val="0"/>
                 <w:sz w:val="16"/>
               </w:rPr>
-              <w:t>Note 42: La gamme de valeurs pour le paramètre 0 04 015 va de –99 à 99, la séquence commune du code CREX D 06 019 étant la séquence d’origine avec seulement 2 caractères pour le descripteur correspondant.</w:t>
+              <w:t>Note D42: La gamme de valeurs pour le paramètre 0 04 015 va de –99 à 99, la séquence commune du code CREX D 06 019 étant la séquence d’origine avec seulement 2 caractères pour le descripteur correspondant.</w:t>
             </w:r>
           </w:p>
         </w:tc>
@@ -11390,7 +11390,7 @@
                 <w:b w:val="0"/>
                 <w:sz w:val="16"/>
               </w:rPr>
-              <w:t>Note 69: Ne plus employer cette séquence compte tenu de l’usage incorrect du descripteur 0 04 075; il y a lieu d’utiliser en remplacement la séquence 3 06 019.</w:t>
+              <w:t>Note D69: Ne plus employer cette séquence compte tenu de l’usage incorrect du descripteur 0 04 075; il y a lieu d’utiliser en remplacement la séquence 3 06 019.</w:t>
             </w:r>
           </w:p>
         </w:tc>
@@ -11470,7 +11470,7 @@
                 <w:b w:val="0"/>
                 <w:sz w:val="16"/>
               </w:rPr>
-              <w:t>Note 69: Ne plus employer cette séquence compte tenu de l’usage incorrect du descripteur 0 04 075; il y a lieu d’utiliser en remplacement la séquence 3 06 019.</w:t>
+              <w:t>Note D69: Ne plus employer cette séquence compte tenu de l’usage incorrect du descripteur 0 04 075; il y a lieu d’utiliser en remplacement la séquence 3 06 019.</w:t>
             </w:r>
           </w:p>
         </w:tc>
@@ -11550,7 +11550,7 @@
                 <w:b w:val="0"/>
                 <w:sz w:val="16"/>
               </w:rPr>
-              <w:t>Note 69: Ne plus employer cette séquence compte tenu de l’usage incorrect du descripteur 0 04 075; il y a lieu d’utiliser en remplacement la séquence 3 06 019.</w:t>
+              <w:t>Note D69: Ne plus employer cette séquence compte tenu de l’usage incorrect du descripteur 0 04 075; il y a lieu d’utiliser en remplacement la séquence 3 06 019.</w:t>
             </w:r>
           </w:p>
         </w:tc>
@@ -11630,7 +11630,7 @@
                 <w:b w:val="0"/>
                 <w:sz w:val="16"/>
               </w:rPr>
-              <w:t>Note 69: Ne plus employer cette séquence compte tenu de l’usage incorrect du descripteur 0 04 075; il y a lieu d’utiliser en remplacement la séquence 3 06 019.</w:t>
+              <w:t>Note D69: Ne plus employer cette séquence compte tenu de l’usage incorrect du descripteur 0 04 075; il y a lieu d’utiliser en remplacement la séquence 3 06 019.</w:t>
             </w:r>
           </w:p>
         </w:tc>
@@ -11710,7 +11710,7 @@
                 <w:b w:val="0"/>
                 <w:sz w:val="16"/>
               </w:rPr>
-              <w:t>Note 69: Ne plus employer cette séquence compte tenu de l’usage incorrect du descripteur 0 04 075; il y a lieu d’utiliser en remplacement la séquence 3 06 019.</w:t>
+              <w:t>Note D69: Ne plus employer cette séquence compte tenu de l’usage incorrect du descripteur 0 04 075; il y a lieu d’utiliser en remplacement la séquence 3 06 019.</w:t>
             </w:r>
           </w:p>
         </w:tc>
@@ -11790,7 +11790,7 @@
                 <w:b w:val="0"/>
                 <w:sz w:val="16"/>
               </w:rPr>
-              <w:t>Note 69: Ne plus employer cette séquence compte tenu de l’usage incorrect du descripteur 0 04 075; il y a lieu d’utiliser en remplacement la séquence 3 06 019.</w:t>
+              <w:t>Note D69: Ne plus employer cette séquence compte tenu de l’usage incorrect du descripteur 0 04 075; il y a lieu d’utiliser en remplacement la séquence 3 06 019.</w:t>
             </w:r>
           </w:p>
         </w:tc>
@@ -11870,7 +11870,7 @@
                 <w:b w:val="0"/>
                 <w:sz w:val="16"/>
               </w:rPr>
-              <w:t>Note 69: Ne plus employer cette séquence compte tenu de l’usage incorrect du descripteur 0 04 075; il y a lieu d’utiliser en remplacement la séquence 3 06 019.</w:t>
+              <w:t>Note D69: Ne plus employer cette séquence compte tenu de l’usage incorrect du descripteur 0 04 075; il y a lieu d’utiliser en remplacement la séquence 3 06 019.</w:t>
             </w:r>
           </w:p>
         </w:tc>
@@ -11950,7 +11950,7 @@
                 <w:b w:val="0"/>
                 <w:sz w:val="16"/>
               </w:rPr>
-              <w:t>Note 69: Ne plus employer cette séquence compte tenu de l’usage incorrect du descripteur 0 04 075; il y a lieu d’utiliser en remplacement la séquence 3 06 019.</w:t>
+              <w:t>Note D69: Ne plus employer cette séquence compte tenu de l’usage incorrect du descripteur 0 04 075; il y a lieu d’utiliser en remplacement la séquence 3 06 019.</w:t>
             </w:r>
           </w:p>
         </w:tc>
@@ -14107,7 +14107,7 @@
                 <w:b w:val="0"/>
                 <w:sz w:val="16"/>
               </w:rPr>
-              <w:t>Note 68: La qualite des enregistrements des donnees de detecteur est insatisfaisante quand la compensation des bits a echoue (voir le bit 12) ou qu'une erreur du nombre de franges a ete decelee (voir le bit 11) ou que les releves bruts sont incorrects (voir le bit 10) ou que l'etalonnage radiometrique est incorrect (voir le bit 5) ou que l'etalonnage spectral est incorrect (voir le bit 7).</w:t>
+              <w:t>(voir note 3)</w:t>
             </w:r>
           </w:p>
         </w:tc>
@@ -14187,7 +14187,7 @@
                 <w:b w:val="0"/>
                 <w:sz w:val="16"/>
               </w:rPr>
-              <w:t>Note 68: La qualite des enregistrements des donnees de detecteur est insatisfaisante quand la compensation des bits a echoue (voir le bit 12) ou qu'une erreur du nombre de franges a ete decelee (voir le bit 11) ou que les releves bruts sont incorrects (voir le bit 10) ou que l'etalonnage radiometrique est incorrect (voir le bit 5) ou que l'etalonnage spectral est incorrect (voir le bit 7).</w:t>
+              <w:t>(voir note 3)</w:t>
             </w:r>
           </w:p>
         </w:tc>
@@ -14267,7 +14267,7 @@
                 <w:b w:val="0"/>
                 <w:sz w:val="16"/>
               </w:rPr>
-              <w:t>Note 68: La qualite des enregistrements des donnees de detecteur est insatisfaisante quand la compensation des bits a echoue (voir le bit 12) ou qu'une erreur du nombre de franges a ete decelee (voir le bit 11) ou que les releves bruts sont incorrects (voir le bit 10) ou que l'etalonnage radiometrique est incorrect (voir le bit 5) ou que l'etalonnage spectral est incorrect (voir le bit 7).</w:t>
+              <w:t>(voir note 3)</w:t>
             </w:r>
           </w:p>
         </w:tc>
@@ -14347,7 +14347,7 @@
                 <w:b w:val="0"/>
                 <w:sz w:val="16"/>
               </w:rPr>
-              <w:t>Note 68: La qualite des enregistrements des donnees de detecteur est insatisfaisante quand la compensation des bits a echoue (voir le bit 12) ou qu'une erreur du nombre de franges a ete decelee (voir le bit 11) ou que les releves bruts sont incorrects (voir le bit 10) ou que l'etalonnage radiometrique est incorrect (voir le bit 5) ou que l'etalonnage spectral est incorrect (voir le bit 7).</w:t>
+              <w:t>(voir note 3)</w:t>
             </w:r>
           </w:p>
         </w:tc>
